--- a/同学B-数据结构大作业.docx
+++ b/同学B-数据结构大作业.docx
@@ -14,7 +14,7 @@
       <w:tr>
         <w:tc>
           <w:tcPr>
-            <w:tcW w:type="dxa" w:w="7937"/>
+            <w:tcW w:type="dxa" w:w="8312"/>
           </w:tcPr>
           <w:p/>
           <w:tbl>
@@ -24,13 +24,13 @@
               <w:tblLook w:firstColumn="1" w:firstRow="1" w:lastColumn="0" w:lastRow="0" w:noHBand="0" w:noVBand="1" w:val="04A0"/>
             </w:tblPr>
             <w:tblGrid>
-              <w:gridCol w:w="3968"/>
-              <w:gridCol w:w="3968"/>
+              <w:gridCol w:w="4156"/>
+              <w:gridCol w:w="4156"/>
             </w:tblGrid>
             <w:tr>
               <w:tc>
                 <w:tcPr>
-                  <w:tcW w:type="dxa" w:w="7937"/>
+                  <w:tcW w:type="dxa" w:w="8312"/>
                   <w:gridSpan w:val="2"/>
                   <w:vMerge w:val="restart"/>
                 </w:tcPr>
@@ -52,7 +52,7 @@
             <w:tr>
               <w:tc>
                 <w:tcPr>
-                  <w:tcW w:type="dxa" w:w="7937"/>
+                  <w:tcW w:type="dxa" w:w="8312"/>
                   <w:gridSpan w:val="2"/>
                   <w:vMerge/>
                 </w:tcPr>
@@ -62,7 +62,7 @@
             <w:tr>
               <w:tc>
                 <w:tcPr>
-                  <w:tcW w:type="dxa" w:w="7937"/>
+                  <w:tcW w:type="dxa" w:w="8312"/>
                   <w:gridSpan w:val="2"/>
                   <w:vMerge/>
                 </w:tcPr>
@@ -72,13 +72,13 @@
             <w:tr>
               <w:tc>
                 <w:tcPr>
-                  <w:tcW w:type="dxa" w:w="2268"/>
+                  <w:tcW w:type="dxa" w:w="4156"/>
                 </w:tcPr>
                 <w:p/>
               </w:tc>
               <w:tc>
                 <w:tcPr>
-                  <w:tcW w:type="dxa" w:w="5669"/>
+                  <w:tcW w:type="dxa" w:w="4156"/>
                 </w:tcPr>
                 <w:p/>
               </w:tc>
@@ -86,51 +86,13 @@
             <w:tr>
               <w:tc>
                 <w:tcPr>
-                  <w:tcW w:type="dxa" w:w="2268"/>
-                </w:tcPr>
-                <w:p>
-                  <w:pPr>
-                    <w:jc w:val="right"/>
-                  </w:pPr>
-                  <w:r>
-                    <w:rPr>
-                      <w:rFonts w:ascii="宋体" w:hAnsi="宋体" w:eastAsia="宋体"/>
-                      <w:b w:val="0"/>
-                      <w:sz w:val="28"/>
-                    </w:rPr>
-                    <w:t>题目：</w:t>
-                  </w:r>
-                </w:p>
-              </w:tc>
-              <w:tc>
-                <w:tcPr>
-                  <w:tcW w:type="dxa" w:w="5669"/>
-                </w:tcPr>
-                <w:p>
-                  <w:pPr>
-                    <w:jc w:val="center"/>
-                  </w:pPr>
-                  <w:r>
-                    <w:rPr>
-                      <w:rFonts w:ascii="宋体" w:hAnsi="宋体" w:eastAsia="宋体"/>
-                      <w:b/>
-                      <w:sz w:val="28"/>
-                    </w:rPr>
-                    <w:t>地铁站人群流动仿真系统</w:t>
-                  </w:r>
-                </w:p>
-              </w:tc>
-            </w:tr>
-            <w:tr>
-              <w:tc>
-                <w:tcPr>
-                  <w:tcW w:type="dxa" w:w="2268"/>
+                  <w:tcW w:type="dxa" w:w="4156"/>
                 </w:tcPr>
                 <w:p/>
               </w:tc>
               <w:tc>
                 <w:tcPr>
-                  <w:tcW w:type="dxa" w:w="5669"/>
+                  <w:tcW w:type="dxa" w:w="4156"/>
                 </w:tcPr>
                 <w:p/>
               </w:tc>
@@ -138,7 +100,21 @@
             <w:tr>
               <w:tc>
                 <w:tcPr>
-                  <w:tcW w:type="dxa" w:w="2268"/>
+                  <w:tcW w:type="dxa" w:w="4156"/>
+                </w:tcPr>
+                <w:p/>
+              </w:tc>
+              <w:tc>
+                <w:tcPr>
+                  <w:tcW w:type="dxa" w:w="4156"/>
+                </w:tcPr>
+                <w:p/>
+              </w:tc>
+            </w:tr>
+            <w:tr>
+              <w:tc>
+                <w:tcPr>
+                  <w:tcW w:type="dxa" w:w="4156"/>
                 </w:tcPr>
                 <w:p>
                   <w:pPr>
@@ -156,7 +132,7 @@
               </w:tc>
               <w:tc>
                 <w:tcPr>
-                  <w:tcW w:type="dxa" w:w="5669"/>
+                  <w:tcW w:type="dxa" w:w="4156"/>
                 </w:tcPr>
                 <w:p>
                   <w:pPr>
@@ -176,7 +152,7 @@
             <w:tr>
               <w:tc>
                 <w:tcPr>
-                  <w:tcW w:type="dxa" w:w="2268"/>
+                  <w:tcW w:type="dxa" w:w="4156"/>
                 </w:tcPr>
                 <w:p>
                   <w:pPr>
@@ -194,7 +170,7 @@
               </w:tc>
               <w:tc>
                 <w:tcPr>
-                  <w:tcW w:type="dxa" w:w="5669"/>
+                  <w:tcW w:type="dxa" w:w="4156"/>
                 </w:tcPr>
                 <w:p>
                   <w:pPr>
@@ -214,7 +190,7 @@
             <w:tr>
               <w:tc>
                 <w:tcPr>
-                  <w:tcW w:type="dxa" w:w="2268"/>
+                  <w:tcW w:type="dxa" w:w="4156"/>
                 </w:tcPr>
                 <w:p>
                   <w:pPr>
@@ -232,7 +208,7 @@
               </w:tc>
               <w:tc>
                 <w:tcPr>
-                  <w:tcW w:type="dxa" w:w="5669"/>
+                  <w:tcW w:type="dxa" w:w="4156"/>
                 </w:tcPr>
                 <w:p>
                   <w:pPr>
@@ -252,7 +228,7 @@
             <w:tr>
               <w:tc>
                 <w:tcPr>
-                  <w:tcW w:type="dxa" w:w="2268"/>
+                  <w:tcW w:type="dxa" w:w="4156"/>
                 </w:tcPr>
                 <w:p>
                   <w:pPr>
@@ -270,7 +246,7 @@
               </w:tc>
               <w:tc>
                 <w:tcPr>
-                  <w:tcW w:type="dxa" w:w="5669"/>
+                  <w:tcW w:type="dxa" w:w="4156"/>
                 </w:tcPr>
                 <w:p>
                   <w:pPr>
@@ -290,7 +266,7 @@
             <w:tr>
               <w:tc>
                 <w:tcPr>
-                  <w:tcW w:type="dxa" w:w="2268"/>
+                  <w:tcW w:type="dxa" w:w="4156"/>
                 </w:tcPr>
                 <w:p>
                   <w:pPr>
@@ -308,7 +284,7 @@
               </w:tc>
               <w:tc>
                 <w:tcPr>
-                  <w:tcW w:type="dxa" w:w="5669"/>
+                  <w:tcW w:type="dxa" w:w="4156"/>
                 </w:tcPr>
                 <w:p>
                   <w:pPr>
@@ -328,7 +304,7 @@
             <w:tr>
               <w:tc>
                 <w:tcPr>
-                  <w:tcW w:type="dxa" w:w="2268"/>
+                  <w:tcW w:type="dxa" w:w="4156"/>
                 </w:tcPr>
                 <w:p>
                   <w:pPr>
@@ -346,7 +322,7 @@
               </w:tc>
               <w:tc>
                 <w:tcPr>
-                  <w:tcW w:type="dxa" w:w="5669"/>
+                  <w:tcW w:type="dxa" w:w="4156"/>
                 </w:tcPr>
                 <w:p>
                   <w:pPr>
@@ -365,7 +341,7 @@
             <w:tr>
               <w:tc>
                 <w:tcPr>
-                  <w:tcW w:type="dxa" w:w="2268"/>
+                  <w:tcW w:type="dxa" w:w="4156"/>
                 </w:tcPr>
                 <w:p>
                   <w:pPr>
@@ -383,7 +359,7 @@
               </w:tc>
               <w:tc>
                 <w:tcPr>
-                  <w:tcW w:type="dxa" w:w="5669"/>
+                  <w:tcW w:type="dxa" w:w="4156"/>
                 </w:tcPr>
                 <w:p>
                   <w:pPr>
@@ -403,7 +379,7 @@
             <w:tr>
               <w:tc>
                 <w:tcPr>
-                  <w:tcW w:type="dxa" w:w="2268"/>
+                  <w:tcW w:type="dxa" w:w="4156"/>
                 </w:tcPr>
                 <w:p>
                   <w:pPr>
@@ -421,7 +397,7 @@
               </w:tc>
               <w:tc>
                 <w:tcPr>
-                  <w:tcW w:type="dxa" w:w="5669"/>
+                  <w:tcW w:type="dxa" w:w="4156"/>
                 </w:tcPr>
                 <w:p>
                   <w:pPr>
@@ -441,13 +417,13 @@
             <w:tr>
               <w:tc>
                 <w:tcPr>
-                  <w:tcW w:type="dxa" w:w="2268"/>
+                  <w:tcW w:type="dxa" w:w="4156"/>
                 </w:tcPr>
                 <w:p/>
               </w:tc>
               <w:tc>
                 <w:tcPr>
-                  <w:tcW w:type="dxa" w:w="5669"/>
+                  <w:tcW w:type="dxa" w:w="4156"/>
                 </w:tcPr>
                 <w:p/>
               </w:tc>
@@ -455,71 +431,13 @@
             <w:tr>
               <w:tc>
                 <w:tcPr>
-                  <w:tcW w:type="dxa" w:w="2268"/>
-                </w:tcPr>
-                <w:p>
-                  <w:pPr>
-                    <w:jc w:val="center"/>
-                  </w:pPr>
-                  <w:r>
-                    <w:rPr>
-                      <w:rFonts w:ascii="宋体" w:hAnsi="宋体" w:eastAsia="宋体"/>
-                      <w:b w:val="0"/>
-                      <w:sz w:val="24"/>
-                    </w:rPr>
-                    <w:t>教</w:t>
-                    <w:br/>
-                    <w:t>师</w:t>
-                    <w:br/>
-                    <w:t>评</w:t>
-                    <w:br/>
-                    <w:t>语</w:t>
-                  </w:r>
-                </w:p>
-              </w:tc>
-              <w:tc>
-                <w:tcPr>
-                  <w:tcW w:type="dxa" w:w="5669"/>
-                </w:tcPr>
-                <w:p>
-                  <w:r>
-                    <w:br/>
-                    <w:br/>
-                    <w:br/>
-                    <w:br/>
-                    <w:br/>
-                    <w:br/>
-                    <w:br/>
-                    <w:br/>
-                  </w:r>
-                </w:p>
-                <w:p>
-                  <w:pPr>
-                    <w:jc w:val="right"/>
-                  </w:pPr>
-                  <w:r>
-                    <w:rPr>
-                      <w:rFonts w:ascii="宋体" w:hAnsi="宋体" w:eastAsia="宋体"/>
-                      <w:b w:val="0"/>
-                      <w:sz w:val="24"/>
-                    </w:rPr>
-                    <w:t>教师签名：</w:t>
-                    <w:br/>
-                    <w:t>日期：</w:t>
-                  </w:r>
-                </w:p>
-              </w:tc>
-            </w:tr>
-            <w:tr>
-              <w:tc>
-                <w:tcPr>
-                  <w:tcW w:type="dxa" w:w="2268"/>
+                  <w:tcW w:type="dxa" w:w="4156"/>
                 </w:tcPr>
                 <w:p/>
               </w:tc>
               <w:tc>
                 <w:tcPr>
-                  <w:tcW w:type="dxa" w:w="5669"/>
+                  <w:tcW w:type="dxa" w:w="4156"/>
                 </w:tcPr>
                 <w:p/>
               </w:tc>
@@ -527,51 +445,13 @@
             <w:tr>
               <w:tc>
                 <w:tcPr>
-                  <w:tcW w:type="dxa" w:w="2268"/>
-                </w:tcPr>
-                <w:p>
-                  <w:pPr>
-                    <w:jc w:val="center"/>
-                  </w:pPr>
-                  <w:r>
-                    <w:rPr>
-                      <w:rFonts w:ascii="宋体" w:hAnsi="宋体" w:eastAsia="宋体"/>
-                      <w:b w:val="0"/>
-                      <w:sz w:val="24"/>
-                    </w:rPr>
-                    <w:t>成</w:t>
-                    <w:br/>
-                    <w:t>绩</w:t>
-                    <w:br/>
-                    <w:t>评</w:t>
-                    <w:br/>
-                    <w:t>定</w:t>
-                  </w:r>
-                </w:p>
-              </w:tc>
-              <w:tc>
-                <w:tcPr>
-                  <w:tcW w:type="dxa" w:w="5669"/>
-                </w:tcPr>
-                <w:p>
-                  <w:r>
-                    <w:br/>
-                    <w:br/>
-                    <w:br/>
-                  </w:r>
-                </w:p>
-              </w:tc>
-            </w:tr>
-            <w:tr>
-              <w:tc>
-                <w:tcPr>
-                  <w:tcW w:type="dxa" w:w="2268"/>
+                  <w:tcW w:type="dxa" w:w="4156"/>
                 </w:tcPr>
                 <w:p/>
               </w:tc>
               <w:tc>
                 <w:tcPr>
-                  <w:tcW w:type="dxa" w:w="5669"/>
+                  <w:tcW w:type="dxa" w:w="4156"/>
                 </w:tcPr>
                 <w:p/>
               </w:tc>
@@ -579,35 +459,43 @@
             <w:tr>
               <w:tc>
                 <w:tcPr>
-                  <w:tcW w:type="dxa" w:w="2268"/>
+                  <w:tcW w:type="dxa" w:w="4156"/>
                 </w:tcPr>
-                <w:p>
-                  <w:pPr>
-                    <w:jc w:val="center"/>
-                  </w:pPr>
-                  <w:r>
-                    <w:rPr>
-                      <w:rFonts w:ascii="宋体" w:hAnsi="宋体" w:eastAsia="宋体"/>
-                      <w:b w:val="0"/>
-                      <w:sz w:val="24"/>
-                    </w:rPr>
-                    <w:t>备</w:t>
-                    <w:br/>
-                    <w:t>注</w:t>
-                  </w:r>
-                </w:p>
+                <w:p/>
               </w:tc>
               <w:tc>
                 <w:tcPr>
-                  <w:tcW w:type="dxa" w:w="5669"/>
+                  <w:tcW w:type="dxa" w:w="4156"/>
                 </w:tcPr>
-                <w:p>
-                  <w:r>
-                    <w:br/>
-                    <w:br/>
-                    <w:br/>
-                  </w:r>
-                </w:p>
+                <w:p/>
+              </w:tc>
+            </w:tr>
+            <w:tr>
+              <w:tc>
+                <w:tcPr>
+                  <w:tcW w:type="dxa" w:w="4156"/>
+                </w:tcPr>
+                <w:p/>
+              </w:tc>
+              <w:tc>
+                <w:tcPr>
+                  <w:tcW w:type="dxa" w:w="4156"/>
+                </w:tcPr>
+                <w:p/>
+              </w:tc>
+            </w:tr>
+            <w:tr>
+              <w:tc>
+                <w:tcPr>
+                  <w:tcW w:type="dxa" w:w="4156"/>
+                </w:tcPr>
+                <w:p/>
+              </w:tc>
+              <w:tc>
+                <w:tcPr>
+                  <w:tcW w:type="dxa" w:w="4156"/>
+                </w:tcPr>
+                <w:p/>
               </w:tc>
             </w:tr>
           </w:tbl>
@@ -660,7 +548,7 @@
           <w:b w:val="0"/>
           <w:sz w:val="24"/>
         </w:rPr>
-        <w:t>城市轨道交通的快速发展使得地铁站人流管控与运营优化成为城市交通管理的核心问题之一。地铁站内人流的无序聚集易引发拥堵、踩踏等安全隐患，同时低效的人流疏导会降低乘客出行体验。为实现地铁站人流的精细化管理与运营方案的科学制定，开发地铁站人流仿真系统成为解决该问题的有效手段。本组基于 PyQt5 搭建可视化交互界面，结合 NetworkX 图论建模、Matplotlib 数据可视化技术，运用数据结构图论、线性表等知识，实现地铁站拓扑结构自定义、人流仿真过程实时可视化、仿真数据多维度分析等功能，为地铁站人流管控策略验证提供数字化平台。</w:t>
+        <w:t>城市轨道交通的快速发展使得地铁站人流管控与运营优化成为城市交通管理的核心问题之一。本组基于 PyQt5 搭建可视化交互界面，结合 NetworkX 图论建模、Matplotlib 数据可视化技术，实现地铁站拓扑结构自定义、人流仿真过程实时可视化、仿真数据多维度分析等功能。</w:t>
       </w:r>
     </w:p>
     <w:p>
@@ -688,7 +576,7 @@
           <w:b w:val="0"/>
           <w:sz w:val="24"/>
         </w:rPr>
-        <w:t>基于 PyQt5 开发高交互性、高可视化的地铁站人流仿真系统界面，实现地铁站拓扑结构的可视化编辑（节点边添加、属性修改、布局调整、多楼层区分）；</w:t>
+        <w:t>基于 PyQt5 开发高交互性、高可视化的地铁站人流仿真系统界面，实现拓扑结构可视化编辑（含多楼层区分）；</w:t>
       </w:r>
     </w:p>
     <w:p>
@@ -702,7 +590,7 @@
           <w:b w:val="0"/>
           <w:sz w:val="24"/>
         </w:rPr>
-        <w:t>优化系统可视化效果，提升仿真过程中人流密度、节点拥堵、实时数据的展示直观性，解决界面中文乱码、控件样式不统一等问题；</w:t>
+        <w:t>优化可视化效果，解决界面中文乱码、控件样式不统一等问题；</w:t>
       </w:r>
     </w:p>
     <w:p>
@@ -716,7 +604,7 @@
           <w:b w:val="0"/>
           <w:sz w:val="24"/>
         </w:rPr>
-        <w:t>实现 UI 与仿真线程的解耦分离，通过独立 QTimer 控制 UI 刷新率（15 FPS），使仿真引擎全速运行，提升系统整体性能；</w:t>
+        <w:t>实现 UI 与仿真线程解耦，通过独立 QTimer 控制 UI 刷新率（15 FPS）；</w:t>
       </w:r>
     </w:p>
     <w:p>
@@ -730,7 +618,7 @@
           <w:b w:val="0"/>
           <w:sz w:val="24"/>
         </w:rPr>
-        <w:t>新增实时轨迹回放功能，支持仿真结束后按时间轴回溯历史状态，提供快进/慢放/暂停控制，便于事后分析人流演化规律；</w:t>
+        <w:t>新增实时轨迹回放功能，支持仿真结束后按时间轴回溯历史状态；</w:t>
       </w:r>
     </w:p>
     <w:p>
@@ -744,7 +632,7 @@
           <w:b w:val="0"/>
           <w:sz w:val="24"/>
         </w:rPr>
-        <w:t>掌握 Qt 图形界面开发、多线程仿真调度、Matplotlib 与 Qt 的嵌入式集成、图论建模与人流仿真的核心技术，提升软件工程实践能力。</w:t>
+        <w:t>掌握 Qt 图形界面开发、多线程仿真调度、Matplotlib 与 Qt 嵌入式集成等核心技术。</w:t>
       </w:r>
     </w:p>
     <w:p>
@@ -787,73 +675,7 @@
           <w:b w:val="0"/>
           <w:sz w:val="24"/>
         </w:rPr>
-        <w:t>本系统采用分层架构设计，分为界面层、业务逻辑层、数据层，各层职责清晰、解耦性强，便于功能扩展与维护。整体架构如下：</w:t>
-      </w:r>
-    </w:p>
-    <w:p>
-      <w:pPr>
-        <w:spacing w:line="360" w:lineRule="auto"/>
-        <w:ind w:firstLine="420"/>
-      </w:pPr>
-      <w:r>
-        <w:rPr>
-          <w:rFonts w:ascii="宋体" w:hAnsi="宋体" w:eastAsia="宋体"/>
-          <w:b/>
-          <w:sz w:val="24"/>
-        </w:rPr>
-        <w:t>• 界面层：</w:t>
-      </w:r>
-      <w:r>
-        <w:rPr>
-          <w:rFonts w:ascii="宋体" w:hAnsi="宋体" w:eastAsia="宋体"/>
-          <w:b w:val="0"/>
-          <w:sz w:val="24"/>
-        </w:rPr>
-        <w:t>基于 PyQt5 实现，包含主窗口、拓扑图编辑视图、热力图视图、实时数据视图、分析报告视图、轨迹回放视图等，负责用户交互、界面渲染与数据展示；</w:t>
-      </w:r>
-    </w:p>
-    <w:p>
-      <w:pPr>
-        <w:spacing w:line="360" w:lineRule="auto"/>
-        <w:ind w:firstLine="420"/>
-      </w:pPr>
-      <w:r>
-        <w:rPr>
-          <w:rFonts w:ascii="宋体" w:hAnsi="宋体" w:eastAsia="宋体"/>
-          <w:b/>
-          <w:sz w:val="24"/>
-        </w:rPr>
-        <w:t>• 业务逻辑层：</w:t>
-      </w:r>
-      <w:r>
-        <w:rPr>
-          <w:rFonts w:ascii="宋体" w:hAnsi="宋体" w:eastAsia="宋体"/>
-          <w:b w:val="0"/>
-          <w:sz w:val="24"/>
-        </w:rPr>
-        <w:t>包含仿真引擎、路径规划器、拓扑图管理器、数据分析模块，负责人流仿真核心逻辑、拓扑结构建模、仿真数据处理；</w:t>
-      </w:r>
-    </w:p>
-    <w:p>
-      <w:pPr>
-        <w:spacing w:line="360" w:lineRule="auto"/>
-        <w:ind w:firstLine="420"/>
-      </w:pPr>
-      <w:r>
-        <w:rPr>
-          <w:rFonts w:ascii="宋体" w:hAnsi="宋体" w:eastAsia="宋体"/>
-          <w:b/>
-          <w:sz w:val="24"/>
-        </w:rPr>
-        <w:t>• 数据层：</w:t>
-      </w:r>
-      <w:r>
-        <w:rPr>
-          <w:rFonts w:ascii="宋体" w:hAnsi="宋体" w:eastAsia="宋体"/>
-          <w:b w:val="0"/>
-          <w:sz w:val="24"/>
-        </w:rPr>
-        <w:t>负责仿真配置数据、实时仿真数据、历史回放状态快照的存储与传递。</w:t>
+        <w:t>本系统采用分层架构：界面层（PyQt5主窗口/拓扑图/热力图/实时数据/分析报告/轨迹回放）、业务逻辑层（仿真引擎/路径规划/拓扑管理/数据分析）、数据层（仿真配置/实时数据/状态快照）。</w:t>
       </w:r>
     </w:p>
     <w:p>
@@ -882,7 +704,7 @@
           <w:b w:val="0"/>
           <w:sz w:val="24"/>
         </w:rPr>
-        <w:t>在原有系统功能基础上，新增多楼层可视化、UI线程分离、轨迹回放模块，系统共分为 6 大功能模块：</w:t>
+        <w:t>系统共分为 6 大功能模块：</w:t>
       </w:r>
     </w:p>
     <w:p>
@@ -904,7 +726,7 @@
           <w:b w:val="0"/>
           <w:sz w:val="24"/>
         </w:rPr>
-        <w:t>核心可视化模块，支持地铁站节点（入口、出口、安检、售票等 9 类）与边的可视化添加、删除、属性编辑，节点拖拽时边自动跟随，支持多楼层属性（B1/F0/F1）的可视化区分。</w:t>
+        <w:t>支持 9 类节点的添加、编辑、删除，节点拖拽时边自动跟随，支持多楼层属性可视化区分。</w:t>
       </w:r>
     </w:p>
     <w:p>
@@ -926,7 +748,7 @@
           <w:b w:val="0"/>
           <w:sz w:val="24"/>
         </w:rPr>
-        <w:t>支持仿真时长、起始时间、站点规模、路径规划模式、时段流量（高峰期 / 平常期 / 低谷期）的配置，为仿真提供基础参数。</w:t>
+        <w:t>支持时长、起始时间、站点规模、路径模式、时段流量配置。</w:t>
       </w:r>
     </w:p>
     <w:p>
@@ -948,7 +770,7 @@
           <w:b w:val="0"/>
           <w:sz w:val="24"/>
         </w:rPr>
-        <w:t>实现仿真的开始、暂停、继续、停止、重置等操作，采用 QThread 调度仿真任务，并通过独立 QTimer 控制 UI 刷新（15 FPS），实现仿真与界面渲染的完全解耦。</w:t>
+        <w:t>基于 QThread 无阻塞仿真，独立 QTimer（15 FPS）控制 UI 刷新，仿真与渲染完全解耦。</w:t>
       </w:r>
     </w:p>
     <w:p>
@@ -970,7 +792,7 @@
           <w:b w:val="0"/>
           <w:sz w:val="24"/>
         </w:rPr>
-        <w:t>包含拓扑图拥堵可视化（节点颜色渐变 + 楼层边框样式区分）、密度热力图（YlOrRd 色阶 + 数值标注）、实时数据折线图（滚轮缩放 / 拖拽平移 / Y 轴自适应）。</w:t>
+        <w:t>拓扑图拥堵可视化（节点颜色渐变 + 楼层边框样式 + SVG 图标）、密度热力图、实时数据折线图（滚轮缩放/拖拽平移）。</w:t>
       </w:r>
     </w:p>
     <w:p>
@@ -992,7 +814,7 @@
           <w:b w:val="0"/>
           <w:sz w:val="24"/>
         </w:rPr>
-        <w:t>仿真结束后自动生成分析报告，包含乘客统计、密度统计、瓶颈节点 Top5、最拥堵节点、累计访问量等数据。</w:t>
+        <w:t>自动生成乘客统计、密度统计、瓶颈节点 Top5、累计访问量等分析报告。</w:t>
       </w:r>
     </w:p>
     <w:p>
@@ -1014,7 +836,7 @@
           <w:b w:val="0"/>
           <w:sz w:val="24"/>
         </w:rPr>
-        <w:t>仿真全程记录状态快照，支持时间轴滑块拖动定位、播放 / 暂停 / 快进 / 慢放（0.5x~10x），在拓扑图上动态还原历史人流演化过程。</w:t>
+        <w:t>记录全程状态快照，支持时间轴滑块定位、播放/暂停/速度切换（0.5x~10x），动态还原历史人流演化。</w:t>
       </w:r>
     </w:p>
     <w:p>
@@ -1057,49 +879,7 @@
           <w:b w:val="0"/>
           <w:sz w:val="24"/>
         </w:rPr>
-        <w:t>本组进行了详细的任务分工，具体分为三部分：</w:t>
-      </w:r>
-    </w:p>
-    <w:p>
-      <w:pPr>
-        <w:pStyle w:val="ListNumber"/>
-        <w:spacing w:line="360" w:lineRule="auto"/>
-      </w:pPr>
-      <w:r>
-        <w:rPr>
-          <w:rFonts w:ascii="宋体" w:hAnsi="宋体" w:eastAsia="宋体"/>
-          <w:b w:val="0"/>
-          <w:sz w:val="24"/>
-        </w:rPr>
-        <w:t>算法设计与数据结构优化（路径规划、多目标优化、密度-速度模型、空间哈希等）</w:t>
-      </w:r>
-    </w:p>
-    <w:p>
-      <w:pPr>
-        <w:pStyle w:val="ListNumber"/>
-        <w:spacing w:line="360" w:lineRule="auto"/>
-      </w:pPr>
-      <w:r>
-        <w:rPr>
-          <w:rFonts w:ascii="宋体" w:hAnsi="宋体" w:eastAsia="宋体"/>
-          <w:b w:val="0"/>
-          <w:sz w:val="24"/>
-        </w:rPr>
-        <w:t>后端开发（仿真引擎、列车系统、队列服务、统计收集器、数据分析模块）</w:t>
-      </w:r>
-    </w:p>
-    <w:p>
-      <w:pPr>
-        <w:pStyle w:val="ListNumber"/>
-        <w:spacing w:line="360" w:lineRule="auto"/>
-      </w:pPr>
-      <w:r>
-        <w:rPr>
-          <w:rFonts w:ascii="宋体" w:hAnsi="宋体" w:eastAsia="宋体"/>
-          <w:b w:val="0"/>
-          <w:sz w:val="24"/>
-        </w:rPr>
-        <w:t>前端界面开发与可视化优化（PyQt5 GUI、多楼层可视化、UI 线程分离、轨迹回放、交互增强）—— 本人</w:t>
+        <w:t>本组分为三部分：算法设计与数据结构优化；后端开发（仿真引擎、列车系统、数据分析）；前端界面开发与可视化优化——本人。</w:t>
       </w:r>
     </w:p>
     <w:p>
@@ -1128,7 +908,7 @@
           <w:b w:val="0"/>
           <w:sz w:val="24"/>
         </w:rPr>
-        <w:t>结合本次地铁站人流仿真系统课程设计的分工，我主要负责可视化界面全维度优化、多楼层可视化功能开发、UI 与仿真线程解耦、实时轨迹回放功能开发，以及程序中界面相关问题的修复。</w:t>
+        <w:t>本人主要负责可视化界面全维度优化、多楼层可视化、UI 与仿真线程解耦、实时轨迹回放、SVG 图标集成，以及界面相关问题的修复。</w:t>
       </w:r>
     </w:p>
     <w:p>
@@ -1142,7 +922,7 @@
           <w:b/>
           <w:sz w:val="22"/>
         </w:rPr>
-        <w:t>3.2.1 解决跨平台中文乱码问题</w:t>
+        <w:t>3.2.1 中文乱码修复</w:t>
       </w:r>
     </w:p>
     <w:p>
@@ -1157,7 +937,21 @@
           <w:b w:val="0"/>
           <w:sz w:val="24"/>
         </w:rPr>
-        <w:t>在此模块中，我并没有采用“硬编码”单一字体的方式，而是通过编写动态检测逻辑，从根本上提高了系统的跨平台鲁棒性。</w:t>
+        <w:t>通过 _get_qt_chinese_font 函数建立跨平台中文字体优先级列表，动态检测系统可用字体；Matplotlib 后端配置类似轮询机制，修复坐标轴负号显示异常。</w:t>
+      </w:r>
+    </w:p>
+    <w:p>
+      <w:pPr>
+        <w:spacing w:before="240" w:after="120"/>
+        <w:jc w:val="left"/>
+      </w:pPr>
+      <w:r>
+        <w:rPr>
+          <w:rFonts w:ascii="黑体" w:hAnsi="黑体" w:eastAsia="黑体"/>
+          <w:b/>
+          <w:sz w:val="22"/>
+        </w:rPr>
+        <w:t>3.2.2 多楼层可视化</w:t>
       </w:r>
     </w:p>
     <w:p>
@@ -1172,7 +966,21 @@
           <w:b w:val="0"/>
           <w:sz w:val="24"/>
         </w:rPr>
-        <w:t>PyQt5 全局字体动态适配：通过编写 _get_qt_chinese_font 函数，建立了一个跨平台中文字体优先级列表（包含 SimHei, Microsoft YaHei, PingFang SC, WenQuanYi Zen Hei, Noto Sans CJK SC 等）。通过 QFontDatabase().families() 获取当前系统可用字体集，并选取优先级最高的可用字体，有效避免了由于不同操作系统（如 Windows 与 Linux）默认字体库差异导致的 UI 控件乱码问题。</w:t>
+        <w:t>NodeItem 新增 floor 属性，节点显示楼层标签（B1/F0/F1），边框样式按楼层区分（地下层蓝色虚线、地面层黑色实线、站厅层橙色实线）。NodeDialog 新增 QSpinBox 楼层编辑器（-5~10）。</w:t>
+      </w:r>
+    </w:p>
+    <w:p>
+      <w:pPr>
+        <w:spacing w:before="240" w:after="120"/>
+        <w:jc w:val="left"/>
+      </w:pPr>
+      <w:r>
+        <w:rPr>
+          <w:rFonts w:ascii="黑体" w:hAnsi="黑体" w:eastAsia="黑体"/>
+          <w:b/>
+          <w:sz w:val="22"/>
+        </w:rPr>
+        <w:t>3.2.3 SVG 图标集成</w:t>
       </w:r>
     </w:p>
     <w:p>
@@ -1187,135 +995,7 @@
           <w:b w:val="0"/>
           <w:sz w:val="24"/>
         </w:rPr>
-        <w:t>Matplotlib 绘图后端配置：针对热力图和折线图的中文标题与坐标轴乱码，采用了类似的系统字体轮询机制。同时利用 plt.rcParams['axes.unicode_minus'] = False 修复坐标轴负号显示异常问题。程序入口统一接管：修改 __main__ 入口，在主窗口实例化之前通过 app.setFont() 将字体设置提升至全局级别，确保全应用生命周期内的视觉一致性。</w:t>
-      </w:r>
-    </w:p>
-    <w:p>
-      <w:pPr>
-        <w:spacing w:line="240" w:lineRule="auto"/>
-        <w:ind w:left="567"/>
-        <w:jc w:val="left"/>
-      </w:pPr>
-      <w:r>
-        <w:rPr>
-          <w:rFonts w:ascii="Courier New" w:hAnsi="Courier New" w:eastAsia="Courier New"/>
-          <w:b w:val="0"/>
-          <w:color w:val="2E7D32"/>
-          <w:sz w:val="18"/>
-        </w:rPr>
-        <w:t>def _get_qt_chinese_font(size=9) -&gt; QFont:</w:t>
-      </w:r>
-    </w:p>
-    <w:p>
-      <w:pPr>
-        <w:spacing w:line="240" w:lineRule="auto"/>
-        <w:ind w:left="567"/>
-        <w:jc w:val="left"/>
-      </w:pPr>
-      <w:r>
-        <w:rPr>
-          <w:rFonts w:ascii="Courier New" w:hAnsi="Courier New" w:eastAsia="Courier New"/>
-          <w:b w:val="0"/>
-          <w:color w:val="2E7D32"/>
-          <w:sz w:val="18"/>
-        </w:rPr>
-        <w:t xml:space="preserve">    qt_candidates = ['SimHei', 'Microsoft YaHei', 'PingFang SC',</w:t>
-      </w:r>
-    </w:p>
-    <w:p>
-      <w:pPr>
-        <w:spacing w:line="240" w:lineRule="auto"/>
-        <w:ind w:left="567"/>
-        <w:jc w:val="left"/>
-      </w:pPr>
-      <w:r>
-        <w:rPr>
-          <w:rFonts w:ascii="Courier New" w:hAnsi="Courier New" w:eastAsia="Courier New"/>
-          <w:b w:val="0"/>
-          <w:color w:val="2E7D32"/>
-          <w:sz w:val="18"/>
-        </w:rPr>
-        <w:t xml:space="preserve">                     'WenQuanYi Zen Hei', 'Noto Sans CJK SC']</w:t>
-      </w:r>
-    </w:p>
-    <w:p>
-      <w:pPr>
-        <w:spacing w:line="240" w:lineRule="auto"/>
-        <w:ind w:left="567"/>
-        <w:jc w:val="left"/>
-      </w:pPr>
-      <w:r>
-        <w:rPr>
-          <w:rFonts w:ascii="Courier New" w:hAnsi="Courier New" w:eastAsia="Courier New"/>
-          <w:b w:val="0"/>
-          <w:color w:val="2E7D32"/>
-          <w:sz w:val="18"/>
-        </w:rPr>
-        <w:t xml:space="preserve">    available = set(QFontDatabase().families())</w:t>
-      </w:r>
-    </w:p>
-    <w:p>
-      <w:pPr>
-        <w:spacing w:line="240" w:lineRule="auto"/>
-        <w:ind w:left="567"/>
-        <w:jc w:val="left"/>
-      </w:pPr>
-      <w:r>
-        <w:rPr>
-          <w:rFonts w:ascii="Courier New" w:hAnsi="Courier New" w:eastAsia="Courier New"/>
-          <w:b w:val="0"/>
-          <w:color w:val="2E7D32"/>
-          <w:sz w:val="18"/>
-        </w:rPr>
-        <w:t xml:space="preserve">    for name in qt_candidates:</w:t>
-      </w:r>
-    </w:p>
-    <w:p>
-      <w:pPr>
-        <w:spacing w:line="240" w:lineRule="auto"/>
-        <w:ind w:left="567"/>
-        <w:jc w:val="left"/>
-      </w:pPr>
-      <w:r>
-        <w:rPr>
-          <w:rFonts w:ascii="Courier New" w:hAnsi="Courier New" w:eastAsia="Courier New"/>
-          <w:b w:val="0"/>
-          <w:color w:val="2E7D32"/>
-          <w:sz w:val="18"/>
-        </w:rPr>
-        <w:t xml:space="preserve">        if name in available:</w:t>
-      </w:r>
-    </w:p>
-    <w:p>
-      <w:pPr>
-        <w:spacing w:line="240" w:lineRule="auto"/>
-        <w:ind w:left="567"/>
-        <w:jc w:val="left"/>
-      </w:pPr>
-      <w:r>
-        <w:rPr>
-          <w:rFonts w:ascii="Courier New" w:hAnsi="Courier New" w:eastAsia="Courier New"/>
-          <w:b w:val="0"/>
-          <w:color w:val="2E7D32"/>
-          <w:sz w:val="18"/>
-        </w:rPr>
-        <w:t xml:space="preserve">            return QFont(name, size)</w:t>
-      </w:r>
-    </w:p>
-    <w:p>
-      <w:pPr>
-        <w:spacing w:line="240" w:lineRule="auto"/>
-        <w:ind w:left="567"/>
-        <w:jc w:val="left"/>
-      </w:pPr>
-      <w:r>
-        <w:rPr>
-          <w:rFonts w:ascii="Courier New" w:hAnsi="Courier New" w:eastAsia="Courier New"/>
-          <w:b w:val="0"/>
-          <w:color w:val="2E7D32"/>
-          <w:sz w:val="18"/>
-        </w:rPr>
-        <w:t xml:space="preserve">    return QFont(size)</w:t>
+        <w:t>将 10 个 SVG 矢量图标批量转换为 PNG（32x32 透明背景），通过 _load_icon_pixmap 加载并缓存。NodeItem 在圆形背景上叠加 QGraphicsPixmapItem 显示图标，9 种节点类型均有对应图标，保留拥堵颜色渐变和楼层边框样式。</w:t>
       </w:r>
     </w:p>
     <w:p>
@@ -1329,7 +1009,7 @@
           <w:b/>
           <w:sz w:val="22"/>
         </w:rPr>
-        <w:t>3.2.2 多楼层可视化功能开发</w:t>
+        <w:t>3.2.4 UI 与仿真线程分离</w:t>
       </w:r>
     </w:p>
     <w:p>
@@ -1344,316 +1024,7 @@
           <w:b w:val="0"/>
           <w:sz w:val="24"/>
         </w:rPr>
-        <w:t>地铁站天然具备多层空间结构（地面层、站厅层、站台层），早期 GUI 中所有节点在同一平面显示，无法直观区分不同楼层。我负责新增了完整的多楼层可视化支持：</w:t>
-      </w:r>
-    </w:p>
-    <w:p>
-      <w:pPr>
-        <w:pStyle w:val="ListBullet"/>
-        <w:spacing w:line="360" w:lineRule="auto"/>
-      </w:pPr>
-      <w:r>
-        <w:rPr>
-          <w:rFonts w:ascii="宋体" w:hAnsi="宋体" w:eastAsia="宋体"/>
-          <w:b w:val="0"/>
-          <w:sz w:val="24"/>
-        </w:rPr>
-        <w:t>节点楼层属性：NodeItem 新增 floor 属性（int，范围 -5~10），支持地下层（B1）、地面层（F0）、站厅层（F1）等标识；</w:t>
-      </w:r>
-    </w:p>
-    <w:p>
-      <w:pPr>
-        <w:pStyle w:val="ListBullet"/>
-        <w:spacing w:line="360" w:lineRule="auto"/>
-      </w:pPr>
-      <w:r>
-        <w:rPr>
-          <w:rFonts w:ascii="宋体" w:hAnsi="宋体" w:eastAsia="宋体"/>
-          <w:b w:val="0"/>
-          <w:sz w:val="24"/>
-        </w:rPr>
-        <w:t>楼层标签显示：每个节点右下方显示楼层标签（如 B1、F0、F1），使用 Arial 7px 加粗字体；</w:t>
-      </w:r>
-    </w:p>
-    <w:p>
-      <w:pPr>
-        <w:pStyle w:val="ListBullet"/>
-        <w:spacing w:line="360" w:lineRule="auto"/>
-      </w:pPr>
-      <w:r>
-        <w:rPr>
-          <w:rFonts w:ascii="宋体" w:hAnsi="宋体" w:eastAsia="宋体"/>
-          <w:b w:val="0"/>
-          <w:sz w:val="24"/>
-        </w:rPr>
-        <w:t>边框样式区分：地下层 → 蓝色虚线（#2980b9, DashLine），地面层 → 黑色实线，站厅层 → 橙色实线（#e67e22），更高层 → 紫色实线（#8e44ad）；</w:t>
-      </w:r>
-    </w:p>
-    <w:p>
-      <w:pPr>
-        <w:pStyle w:val="ListBullet"/>
-        <w:spacing w:line="360" w:lineRule="auto"/>
-      </w:pPr>
-      <w:r>
-        <w:rPr>
-          <w:rFonts w:ascii="宋体" w:hAnsi="宋体" w:eastAsia="宋体"/>
-          <w:b w:val="0"/>
-          <w:sz w:val="24"/>
-        </w:rPr>
-        <w:t>楼层编辑器：NodeDialog 新增 QSpinBox 楼层编辑器（范围 -5~10），双击节点即可修改楼层，编辑后实时更新节点样式和标签；</w:t>
-      </w:r>
-    </w:p>
-    <w:p>
-      <w:pPr>
-        <w:pStyle w:val="ListBullet"/>
-        <w:spacing w:line="360" w:lineRule="auto"/>
-      </w:pPr>
-      <w:r>
-        <w:rPr>
-          <w:rFonts w:ascii="宋体" w:hAnsi="宋体" w:eastAsia="宋体"/>
-          <w:b w:val="0"/>
-          <w:sz w:val="24"/>
-        </w:rPr>
-        <w:t>默认拓扑多楼层布局：_load_default_topology() 中按楼层组织节点位置，地面层（floor=0）放出入口，站厅层（floor=1）放售票/安检/闸机，站台层（floor=-1）放楼梯/扶梯/站台。</w:t>
-      </w:r>
-    </w:p>
-    <w:p>
-      <w:pPr>
-        <w:spacing w:line="240" w:lineRule="auto"/>
-        <w:ind w:left="567"/>
-        <w:jc w:val="left"/>
-      </w:pPr>
-      <w:r>
-        <w:rPr>
-          <w:rFonts w:ascii="Courier New" w:hAnsi="Courier New" w:eastAsia="Courier New"/>
-          <w:b w:val="0"/>
-          <w:color w:val="2E7D32"/>
-          <w:sz w:val="18"/>
-        </w:rPr>
-        <w:t>class NodeItem(QGraphicsEllipseItem):</w:t>
-      </w:r>
-    </w:p>
-    <w:p>
-      <w:pPr>
-        <w:spacing w:line="240" w:lineRule="auto"/>
-        <w:ind w:left="567"/>
-        <w:jc w:val="left"/>
-      </w:pPr>
-      <w:r>
-        <w:rPr>
-          <w:rFonts w:ascii="Courier New" w:hAnsi="Courier New" w:eastAsia="Courier New"/>
-          <w:b w:val="0"/>
-          <w:color w:val="2E7D32"/>
-          <w:sz w:val="18"/>
-        </w:rPr>
-        <w:t xml:space="preserve">    def _floor_label(self):</w:t>
-      </w:r>
-    </w:p>
-    <w:p>
-      <w:pPr>
-        <w:spacing w:line="240" w:lineRule="auto"/>
-        <w:ind w:left="567"/>
-        <w:jc w:val="left"/>
-      </w:pPr>
-      <w:r>
-        <w:rPr>
-          <w:rFonts w:ascii="Courier New" w:hAnsi="Courier New" w:eastAsia="Courier New"/>
-          <w:b w:val="0"/>
-          <w:color w:val="2E7D32"/>
-          <w:sz w:val="18"/>
-        </w:rPr>
-        <w:t xml:space="preserve">        if self.floor &lt; 0: return f'B{abs(self.floor)}'</w:t>
-      </w:r>
-    </w:p>
-    <w:p>
-      <w:pPr>
-        <w:spacing w:line="240" w:lineRule="auto"/>
-        <w:ind w:left="567"/>
-        <w:jc w:val="left"/>
-      </w:pPr>
-      <w:r>
-        <w:rPr>
-          <w:rFonts w:ascii="Courier New" w:hAnsi="Courier New" w:eastAsia="Courier New"/>
-          <w:b w:val="0"/>
-          <w:color w:val="2E7D32"/>
-          <w:sz w:val="18"/>
-        </w:rPr>
-        <w:t xml:space="preserve">        elif self.floor &gt; 0: return f'F{self.floor}'</w:t>
-      </w:r>
-    </w:p>
-    <w:p>
-      <w:pPr>
-        <w:spacing w:line="240" w:lineRule="auto"/>
-        <w:ind w:left="567"/>
-        <w:jc w:val="left"/>
-      </w:pPr>
-      <w:r>
-        <w:rPr>
-          <w:rFonts w:ascii="Courier New" w:hAnsi="Courier New" w:eastAsia="Courier New"/>
-          <w:b w:val="0"/>
-          <w:color w:val="2E7D32"/>
-          <w:sz w:val="18"/>
-        </w:rPr>
-        <w:t xml:space="preserve">        else: return 'F0'</w:t>
-      </w:r>
-    </w:p>
-    <w:p>
-      <w:pPr>
-        <w:spacing w:line="240" w:lineRule="auto"/>
-        <w:ind w:left="567"/>
-        <w:jc w:val="left"/>
-      </w:pPr>
-      <w:r>
-        <w:rPr>
-          <w:rFonts w:ascii="Courier New" w:hAnsi="Courier New" w:eastAsia="Courier New"/>
-          <w:b w:val="0"/>
-          <w:color w:val="2E7D32"/>
-          <w:sz w:val="18"/>
-        </w:rPr>
-      </w:r>
-    </w:p>
-    <w:p>
-      <w:pPr>
-        <w:spacing w:line="240" w:lineRule="auto"/>
-        <w:ind w:left="567"/>
-        <w:jc w:val="left"/>
-      </w:pPr>
-      <w:r>
-        <w:rPr>
-          <w:rFonts w:ascii="Courier New" w:hAnsi="Courier New" w:eastAsia="Courier New"/>
-          <w:b w:val="0"/>
-          <w:color w:val="2E7D32"/>
-          <w:sz w:val="18"/>
-        </w:rPr>
-        <w:t xml:space="preserve">    def _apply_floor_style(self):</w:t>
-      </w:r>
-    </w:p>
-    <w:p>
-      <w:pPr>
-        <w:spacing w:line="240" w:lineRule="auto"/>
-        <w:ind w:left="567"/>
-        <w:jc w:val="left"/>
-      </w:pPr>
-      <w:r>
-        <w:rPr>
-          <w:rFonts w:ascii="Courier New" w:hAnsi="Courier New" w:eastAsia="Courier New"/>
-          <w:b w:val="0"/>
-          <w:color w:val="2E7D32"/>
-          <w:sz w:val="18"/>
-        </w:rPr>
-        <w:t xml:space="preserve">        if self.floor &lt; 0:</w:t>
-      </w:r>
-    </w:p>
-    <w:p>
-      <w:pPr>
-        <w:spacing w:line="240" w:lineRule="auto"/>
-        <w:ind w:left="567"/>
-        <w:jc w:val="left"/>
-      </w:pPr>
-      <w:r>
-        <w:rPr>
-          <w:rFonts w:ascii="Courier New" w:hAnsi="Courier New" w:eastAsia="Courier New"/>
-          <w:b w:val="0"/>
-          <w:color w:val="2E7D32"/>
-          <w:sz w:val="18"/>
-        </w:rPr>
-        <w:t xml:space="preserve">            self._base_pen = QPen(QColor('#2980b9'), 2, Qt.DashLine)</w:t>
-      </w:r>
-    </w:p>
-    <w:p>
-      <w:pPr>
-        <w:spacing w:line="240" w:lineRule="auto"/>
-        <w:ind w:left="567"/>
-        <w:jc w:val="left"/>
-      </w:pPr>
-      <w:r>
-        <w:rPr>
-          <w:rFonts w:ascii="Courier New" w:hAnsi="Courier New" w:eastAsia="Courier New"/>
-          <w:b w:val="0"/>
-          <w:color w:val="2E7D32"/>
-          <w:sz w:val="18"/>
-        </w:rPr>
-        <w:t xml:space="preserve">        elif self.floor == 0:</w:t>
-      </w:r>
-    </w:p>
-    <w:p>
-      <w:pPr>
-        <w:spacing w:line="240" w:lineRule="auto"/>
-        <w:ind w:left="567"/>
-        <w:jc w:val="left"/>
-      </w:pPr>
-      <w:r>
-        <w:rPr>
-          <w:rFonts w:ascii="Courier New" w:hAnsi="Courier New" w:eastAsia="Courier New"/>
-          <w:b w:val="0"/>
-          <w:color w:val="2E7D32"/>
-          <w:sz w:val="18"/>
-        </w:rPr>
-        <w:t xml:space="preserve">            self._base_pen = QPen(QColor('black'), 2)</w:t>
-      </w:r>
-    </w:p>
-    <w:p>
-      <w:pPr>
-        <w:spacing w:line="240" w:lineRule="auto"/>
-        <w:ind w:left="567"/>
-        <w:jc w:val="left"/>
-      </w:pPr>
-      <w:r>
-        <w:rPr>
-          <w:rFonts w:ascii="Courier New" w:hAnsi="Courier New" w:eastAsia="Courier New"/>
-          <w:b w:val="0"/>
-          <w:color w:val="2E7D32"/>
-          <w:sz w:val="18"/>
-        </w:rPr>
-        <w:t xml:space="preserve">        elif self.floor == 1:</w:t>
-      </w:r>
-    </w:p>
-    <w:p>
-      <w:pPr>
-        <w:spacing w:line="240" w:lineRule="auto"/>
-        <w:ind w:left="567"/>
-        <w:jc w:val="left"/>
-      </w:pPr>
-      <w:r>
-        <w:rPr>
-          <w:rFonts w:ascii="Courier New" w:hAnsi="Courier New" w:eastAsia="Courier New"/>
-          <w:b w:val="0"/>
-          <w:color w:val="2E7D32"/>
-          <w:sz w:val="18"/>
-        </w:rPr>
-        <w:t xml:space="preserve">            self._base_pen = QPen(QColor('#e67e22'), 2)</w:t>
-      </w:r>
-    </w:p>
-    <w:p>
-      <w:pPr>
-        <w:spacing w:line="240" w:lineRule="auto"/>
-        <w:ind w:left="567"/>
-        <w:jc w:val="left"/>
-      </w:pPr>
-      <w:r>
-        <w:rPr>
-          <w:rFonts w:ascii="Courier New" w:hAnsi="Courier New" w:eastAsia="Courier New"/>
-          <w:b w:val="0"/>
-          <w:color w:val="2E7D32"/>
-          <w:sz w:val="18"/>
-        </w:rPr>
-        <w:t xml:space="preserve">        else:</w:t>
-      </w:r>
-    </w:p>
-    <w:p>
-      <w:pPr>
-        <w:spacing w:line="240" w:lineRule="auto"/>
-        <w:ind w:left="567"/>
-        <w:jc w:val="left"/>
-      </w:pPr>
-      <w:r>
-        <w:rPr>
-          <w:rFonts w:ascii="Courier New" w:hAnsi="Courier New" w:eastAsia="Courier New"/>
-          <w:b w:val="0"/>
-          <w:color w:val="2E7D32"/>
-          <w:sz w:val="18"/>
-        </w:rPr>
-        <w:t xml:space="preserve">            self._base_pen = QPen(QColor('#8e44ad'), 2)</w:t>
+        <w:t>SimulationThread 移除 update_signal，全速运行仿真仅暴露 current_step；主窗口引入 QTimer（66ms≈15 FPS）定时拉取状态刷新 UI，实现完全解耦。</w:t>
       </w:r>
     </w:p>
     <w:p>
@@ -1667,7 +1038,7 @@
           <w:b/>
           <w:sz w:val="22"/>
         </w:rPr>
-        <w:t>3.2.3 UI 与仿真线程分离（性能优化）</w:t>
+        <w:t>3.2.5 实时轨迹回放</w:t>
       </w:r>
     </w:p>
     <w:p>
@@ -1682,222 +1053,7 @@
           <w:b w:val="0"/>
           <w:sz w:val="24"/>
         </w:rPr>
-        <w:t>原实现中 SimulationThread 每 5 步发射一次 update_signal 刷新 UI，仿真线程与 UI 刷新强耦合，仿真速度受 UI 更新频率限制。我负责将两者解耦分离：</w:t>
-      </w:r>
-    </w:p>
-    <w:p>
-      <w:pPr>
-        <w:pStyle w:val="ListBullet"/>
-        <w:spacing w:line="360" w:lineRule="auto"/>
-      </w:pPr>
-      <w:r>
-        <w:rPr>
-          <w:rFonts w:ascii="宋体" w:hAnsi="宋体" w:eastAsia="宋体"/>
-          <w:b w:val="0"/>
-          <w:sz w:val="24"/>
-        </w:rPr>
-        <w:t>移除耦合信号：SimulationThread 不再发射 update_signal，改为全速运行仿真，仅暴露 current_step 属性供查询；</w:t>
-      </w:r>
-    </w:p>
-    <w:p>
-      <w:pPr>
-        <w:pStyle w:val="ListBullet"/>
-        <w:spacing w:line="360" w:lineRule="auto"/>
-      </w:pPr>
-      <w:r>
-        <w:rPr>
-          <w:rFonts w:ascii="宋体" w:hAnsi="宋体" w:eastAsia="宋体"/>
-          <w:b w:val="0"/>
-          <w:sz w:val="24"/>
-        </w:rPr>
-        <w:t>独立 QTimer 刷新：主窗口引入 QTimer（interval=66ms，约 15 FPS），定时从仿真引擎拉取当前状态并刷新界面；</w:t>
-      </w:r>
-    </w:p>
-    <w:p>
-      <w:pPr>
-        <w:pStyle w:val="ListBullet"/>
-        <w:spacing w:line="360" w:lineRule="auto"/>
-      </w:pPr>
-      <w:r>
-        <w:rPr>
-          <w:rFonts w:ascii="宋体" w:hAnsi="宋体" w:eastAsia="宋体"/>
-          <w:b w:val="0"/>
-          <w:sz w:val="24"/>
-        </w:rPr>
-        <w:t>状态快照记录：SimulationThread 每步调用 _record_snapshot() 记录完整状态（步数、乘客数、各节点密度与人数），为轨迹回放提供数据基础；</w:t>
-      </w:r>
-    </w:p>
-    <w:p>
-      <w:pPr>
-        <w:pStyle w:val="ListBullet"/>
-        <w:spacing w:line="360" w:lineRule="auto"/>
-      </w:pPr>
-      <w:r>
-        <w:rPr>
-          <w:rFonts w:ascii="宋体" w:hAnsi="宋体" w:eastAsia="宋体"/>
-          <w:b w:val="0"/>
-          <w:sz w:val="24"/>
-        </w:rPr>
-        <w:t>线程安全：由于 Python GIL 的存在，简单的属性读写是原子的，无需额外锁机制即可保证线程安全。</w:t>
-      </w:r>
-    </w:p>
-    <w:p>
-      <w:pPr>
-        <w:spacing w:line="240" w:lineRule="auto"/>
-        <w:ind w:left="567"/>
-        <w:jc w:val="left"/>
-      </w:pPr>
-      <w:r>
-        <w:rPr>
-          <w:rFonts w:ascii="Courier New" w:hAnsi="Courier New" w:eastAsia="Courier New"/>
-          <w:b w:val="0"/>
-          <w:color w:val="2E7D32"/>
-          <w:sz w:val="18"/>
-        </w:rPr>
-        <w:t># 主窗口初始化</w:t>
-      </w:r>
-    </w:p>
-    <w:p>
-      <w:pPr>
-        <w:spacing w:line="240" w:lineRule="auto"/>
-        <w:ind w:left="567"/>
-        <w:jc w:val="left"/>
-      </w:pPr>
-      <w:r>
-        <w:rPr>
-          <w:rFonts w:ascii="Courier New" w:hAnsi="Courier New" w:eastAsia="Courier New"/>
-          <w:b w:val="0"/>
-          <w:color w:val="2E7D32"/>
-          <w:sz w:val="18"/>
-        </w:rPr>
-        <w:t>self.ui_timer = QTimer(self)</w:t>
-      </w:r>
-    </w:p>
-    <w:p>
-      <w:pPr>
-        <w:spacing w:line="240" w:lineRule="auto"/>
-        <w:ind w:left="567"/>
-        <w:jc w:val="left"/>
-      </w:pPr>
-      <w:r>
-        <w:rPr>
-          <w:rFonts w:ascii="Courier New" w:hAnsi="Courier New" w:eastAsia="Courier New"/>
-          <w:b w:val="0"/>
-          <w:color w:val="2E7D32"/>
-          <w:sz w:val="18"/>
-        </w:rPr>
-        <w:t>self.ui_timer.timeout.connect(self._on_ui_refresh)</w:t>
-      </w:r>
-    </w:p>
-    <w:p>
-      <w:pPr>
-        <w:spacing w:line="240" w:lineRule="auto"/>
-        <w:ind w:left="567"/>
-        <w:jc w:val="left"/>
-      </w:pPr>
-      <w:r>
-        <w:rPr>
-          <w:rFonts w:ascii="Courier New" w:hAnsi="Courier New" w:eastAsia="Courier New"/>
-          <w:b w:val="0"/>
-          <w:color w:val="2E7D32"/>
-          <w:sz w:val="18"/>
-        </w:rPr>
-        <w:t>self.ui_timer.setInterval(66)  # ~15 FPS</w:t>
-      </w:r>
-    </w:p>
-    <w:p>
-      <w:pPr>
-        <w:spacing w:line="240" w:lineRule="auto"/>
-        <w:ind w:left="567"/>
-        <w:jc w:val="left"/>
-      </w:pPr>
-      <w:r>
-        <w:rPr>
-          <w:rFonts w:ascii="Courier New" w:hAnsi="Courier New" w:eastAsia="Courier New"/>
-          <w:b w:val="0"/>
-          <w:color w:val="2E7D32"/>
-          <w:sz w:val="18"/>
-        </w:rPr>
-      </w:r>
-    </w:p>
-    <w:p>
-      <w:pPr>
-        <w:spacing w:line="240" w:lineRule="auto"/>
-        <w:ind w:left="567"/>
-        <w:jc w:val="left"/>
-      </w:pPr>
-      <w:r>
-        <w:rPr>
-          <w:rFonts w:ascii="Courier New" w:hAnsi="Courier New" w:eastAsia="Courier New"/>
-          <w:b w:val="0"/>
-          <w:color w:val="2E7D32"/>
-          <w:sz w:val="18"/>
-        </w:rPr>
-        <w:t># UI 刷新槽函数</w:t>
-      </w:r>
-    </w:p>
-    <w:p>
-      <w:pPr>
-        <w:spacing w:line="240" w:lineRule="auto"/>
-        <w:ind w:left="567"/>
-        <w:jc w:val="left"/>
-      </w:pPr>
-      <w:r>
-        <w:rPr>
-          <w:rFonts w:ascii="Courier New" w:hAnsi="Courier New" w:eastAsia="Courier New"/>
-          <w:b w:val="0"/>
-          <w:color w:val="2E7D32"/>
-          <w:sz w:val="18"/>
-        </w:rPr>
-        <w:t>def _on_ui_refresh(self):</w:t>
-      </w:r>
-    </w:p>
-    <w:p>
-      <w:pPr>
-        <w:spacing w:line="240" w:lineRule="auto"/>
-        <w:ind w:left="567"/>
-        <w:jc w:val="left"/>
-      </w:pPr>
-      <w:r>
-        <w:rPr>
-          <w:rFonts w:ascii="Courier New" w:hAnsi="Courier New" w:eastAsia="Courier New"/>
-          <w:b w:val="0"/>
-          <w:color w:val="2E7D32"/>
-          <w:sz w:val="18"/>
-        </w:rPr>
-        <w:t xml:space="preserve">    step = self.simulation_thread.current_step</w:t>
-      </w:r>
-    </w:p>
-    <w:p>
-      <w:pPr>
-        <w:spacing w:line="240" w:lineRule="auto"/>
-        <w:ind w:left="567"/>
-        <w:jc w:val="left"/>
-      </w:pPr>
-      <w:r>
-        <w:rPr>
-          <w:rFonts w:ascii="Courier New" w:hAnsi="Courier New" w:eastAsia="Courier New"/>
-          <w:b w:val="0"/>
-          <w:color w:val="2E7D32"/>
-          <w:sz w:val="18"/>
-        </w:rPr>
-        <w:t xml:space="preserve">    passenger_count = len(self.simulation.simulation.get_passengers())</w:t>
-      </w:r>
-    </w:p>
-    <w:p>
-      <w:pPr>
-        <w:spacing w:line="240" w:lineRule="auto"/>
-        <w:ind w:left="567"/>
-        <w:jc w:val="left"/>
-      </w:pPr>
-      <w:r>
-        <w:rPr>
-          <w:rFonts w:ascii="Courier New" w:hAnsi="Courier New" w:eastAsia="Courier New"/>
-          <w:b w:val="0"/>
-          <w:color w:val="2E7D32"/>
-          <w:sz w:val="18"/>
-        </w:rPr>
-        <w:t xml:space="preserve">    # 读取密度、队列长度，刷新拓扑图/热力图/实时数据</w:t>
+        <w:t>SimulationThread 每步记录状态快照（step, passenger_count, densities, node_counts）。TrajectoryPlaybackView 支持 QSlider 时间轴、播放/暂停/5 档速度（0.5x~10x），在 TopologyView 上动态还原历史状态。</w:t>
       </w:r>
     </w:p>
     <w:p>
@@ -1911,7 +1067,7 @@
           <w:b/>
           <w:sz w:val="22"/>
         </w:rPr>
-        <w:t>3.2.4 实时轨迹回放功能开发</w:t>
+        <w:t>3.2.6 实时数据图交互优化</w:t>
       </w:r>
     </w:p>
     <w:p>
@@ -1926,432 +1082,7 @@
           <w:b w:val="0"/>
           <w:sz w:val="24"/>
         </w:rPr>
-        <w:t>仿真结束后无法回溯历史状态是原系统的一大痛点。我负责新增了完整的轨迹回放模块：</w:t>
-      </w:r>
-    </w:p>
-    <w:p>
-      <w:pPr>
-        <w:pStyle w:val="ListBullet"/>
-        <w:spacing w:line="360" w:lineRule="auto"/>
-      </w:pPr>
-      <w:r>
-        <w:rPr>
-          <w:rFonts w:ascii="宋体" w:hAnsi="宋体" w:eastAsia="宋体"/>
-          <w:b w:val="0"/>
-          <w:sz w:val="24"/>
-        </w:rPr>
-        <w:t>状态快照记录：SimulationThread 每步记录状态字典（step, passenger_count, densities, node_counts），形成完整的仿真历史数据链；</w:t>
-      </w:r>
-    </w:p>
-    <w:p>
-      <w:pPr>
-        <w:pStyle w:val="ListBullet"/>
-        <w:spacing w:line="360" w:lineRule="auto"/>
-      </w:pPr>
-      <w:r>
-        <w:rPr>
-          <w:rFonts w:ascii="宋体" w:hAnsi="宋体" w:eastAsia="宋体"/>
-          <w:b w:val="0"/>
-          <w:sz w:val="24"/>
-        </w:rPr>
-        <w:t>回放视图构建：TrajectoryPlaybackView 基于 TopologyView 复现拓扑图结构，回放模式下禁用节点拖拽，确保显示一致性；</w:t>
-      </w:r>
-    </w:p>
-    <w:p>
-      <w:pPr>
-        <w:pStyle w:val="ListBullet"/>
-        <w:spacing w:line="360" w:lineRule="auto"/>
-      </w:pPr>
-      <w:r>
-        <w:rPr>
-          <w:rFonts w:ascii="宋体" w:hAnsi="宋体" w:eastAsia="宋体"/>
-          <w:b w:val="0"/>
-          <w:sz w:val="24"/>
-        </w:rPr>
-        <w:t>时间轴控制：QSlider 滑块支持 0~N 步的任意定位拖动，实时显示当前步数与总步数；</w:t>
-      </w:r>
-    </w:p>
-    <w:p>
-      <w:pPr>
-        <w:pStyle w:val="ListBullet"/>
-        <w:spacing w:line="360" w:lineRule="auto"/>
-      </w:pPr>
-      <w:r>
-        <w:rPr>
-          <w:rFonts w:ascii="宋体" w:hAnsi="宋体" w:eastAsia="宋体"/>
-          <w:b w:val="0"/>
-          <w:sz w:val="24"/>
-        </w:rPr>
-        <w:t>播放控制：提供播放/暂停按钮，通过 QTimer 控制回放帧率，支持 0.5x / 1x / 2x / 5x / 10x 五种速度倍率；</w:t>
-      </w:r>
-    </w:p>
-    <w:p>
-      <w:pPr>
-        <w:pStyle w:val="ListBullet"/>
-        <w:spacing w:line="360" w:lineRule="auto"/>
-      </w:pPr>
-      <w:r>
-        <w:rPr>
-          <w:rFonts w:ascii="宋体" w:hAnsi="宋体" w:eastAsia="宋体"/>
-          <w:b w:val="0"/>
-          <w:sz w:val="24"/>
-        </w:rPr>
-        <w:t>动态可视化：根据当前回放步数的数据快照，实时更新节点上的乘客人数标签和拥堵颜色，边的拥堵粗细也随之同步变化。</w:t>
-      </w:r>
-    </w:p>
-    <w:p>
-      <w:pPr>
-        <w:spacing w:line="240" w:lineRule="auto"/>
-        <w:ind w:left="567"/>
-        <w:jc w:val="left"/>
-      </w:pPr>
-      <w:r>
-        <w:rPr>
-          <w:rFonts w:ascii="Courier New" w:hAnsi="Courier New" w:eastAsia="Courier New"/>
-          <w:b w:val="0"/>
-          <w:color w:val="2E7D32"/>
-          <w:sz w:val="18"/>
-        </w:rPr>
-        <w:t>class TrajectoryPlaybackView(QWidget):</w:t>
-      </w:r>
-    </w:p>
-    <w:p>
-      <w:pPr>
-        <w:spacing w:line="240" w:lineRule="auto"/>
-        <w:ind w:left="567"/>
-        <w:jc w:val="left"/>
-      </w:pPr>
-      <w:r>
-        <w:rPr>
-          <w:rFonts w:ascii="Courier New" w:hAnsi="Courier New" w:eastAsia="Courier New"/>
-          <w:b w:val="0"/>
-          <w:color w:val="2E7D32"/>
-          <w:sz w:val="18"/>
-        </w:rPr>
-        <w:t xml:space="preserve">    def set_history(self, history):</w:t>
-      </w:r>
-    </w:p>
-    <w:p>
-      <w:pPr>
-        <w:spacing w:line="240" w:lineRule="auto"/>
-        <w:ind w:left="567"/>
-        <w:jc w:val="left"/>
-      </w:pPr>
-      <w:r>
-        <w:rPr>
-          <w:rFonts w:ascii="Courier New" w:hAnsi="Courier New" w:eastAsia="Courier New"/>
-          <w:b w:val="0"/>
-          <w:color w:val="2E7D32"/>
-          <w:sz w:val="18"/>
-        </w:rPr>
-        <w:t xml:space="preserve">        self.history = history</w:t>
-      </w:r>
-    </w:p>
-    <w:p>
-      <w:pPr>
-        <w:spacing w:line="240" w:lineRule="auto"/>
-        <w:ind w:left="567"/>
-        <w:jc w:val="left"/>
-      </w:pPr>
-      <w:r>
-        <w:rPr>
-          <w:rFonts w:ascii="Courier New" w:hAnsi="Courier New" w:eastAsia="Courier New"/>
-          <w:b w:val="0"/>
-          <w:color w:val="2E7D32"/>
-          <w:sz w:val="18"/>
-        </w:rPr>
-        <w:t xml:space="preserve">        self.slider.setMaximum(len(history) - 1)</w:t>
-      </w:r>
-    </w:p>
-    <w:p>
-      <w:pPr>
-        <w:spacing w:line="240" w:lineRule="auto"/>
-        <w:ind w:left="567"/>
-        <w:jc w:val="left"/>
-      </w:pPr>
-      <w:r>
-        <w:rPr>
-          <w:rFonts w:ascii="Courier New" w:hAnsi="Courier New" w:eastAsia="Courier New"/>
-          <w:b w:val="0"/>
-          <w:color w:val="2E7D32"/>
-          <w:sz w:val="18"/>
-        </w:rPr>
-      </w:r>
-    </w:p>
-    <w:p>
-      <w:pPr>
-        <w:spacing w:line="240" w:lineRule="auto"/>
-        <w:ind w:left="567"/>
-        <w:jc w:val="left"/>
-      </w:pPr>
-      <w:r>
-        <w:rPr>
-          <w:rFonts w:ascii="Courier New" w:hAnsi="Courier New" w:eastAsia="Courier New"/>
-          <w:b w:val="0"/>
-          <w:color w:val="2E7D32"/>
-          <w:sz w:val="18"/>
-        </w:rPr>
-        <w:t xml:space="preserve">    def _play(self):</w:t>
-      </w:r>
-    </w:p>
-    <w:p>
-      <w:pPr>
-        <w:spacing w:line="240" w:lineRule="auto"/>
-        <w:ind w:left="567"/>
-        <w:jc w:val="left"/>
-      </w:pPr>
-      <w:r>
-        <w:rPr>
-          <w:rFonts w:ascii="Courier New" w:hAnsi="Courier New" w:eastAsia="Courier New"/>
-          <w:b w:val="0"/>
-          <w:color w:val="2E7D32"/>
-          <w:sz w:val="18"/>
-        </w:rPr>
-        <w:t xml:space="preserve">        interval = int(100 / self.speed)  # 速度倍率控制</w:t>
-      </w:r>
-    </w:p>
-    <w:p>
-      <w:pPr>
-        <w:spacing w:line="240" w:lineRule="auto"/>
-        <w:ind w:left="567"/>
-        <w:jc w:val="left"/>
-      </w:pPr>
-      <w:r>
-        <w:rPr>
-          <w:rFonts w:ascii="Courier New" w:hAnsi="Courier New" w:eastAsia="Courier New"/>
-          <w:b w:val="0"/>
-          <w:color w:val="2E7D32"/>
-          <w:sz w:val="18"/>
-        </w:rPr>
-        <w:t xml:space="preserve">        self._timer.start(interval)</w:t>
-      </w:r>
-    </w:p>
-    <w:p>
-      <w:pPr>
-        <w:spacing w:line="240" w:lineRule="auto"/>
-        <w:ind w:left="567"/>
-        <w:jc w:val="left"/>
-      </w:pPr>
-      <w:r>
-        <w:rPr>
-          <w:rFonts w:ascii="Courier New" w:hAnsi="Courier New" w:eastAsia="Courier New"/>
-          <w:b w:val="0"/>
-          <w:color w:val="2E7D32"/>
-          <w:sz w:val="18"/>
-        </w:rPr>
-      </w:r>
-    </w:p>
-    <w:p>
-      <w:pPr>
-        <w:spacing w:line="240" w:lineRule="auto"/>
-        <w:ind w:left="567"/>
-        <w:jc w:val="left"/>
-      </w:pPr>
-      <w:r>
-        <w:rPr>
-          <w:rFonts w:ascii="Courier New" w:hAnsi="Courier New" w:eastAsia="Courier New"/>
-          <w:b w:val="0"/>
-          <w:color w:val="2E7D32"/>
-          <w:sz w:val="18"/>
-        </w:rPr>
-        <w:t xml:space="preserve">    def _update_frame(self):</w:t>
-      </w:r>
-    </w:p>
-    <w:p>
-      <w:pPr>
-        <w:spacing w:line="240" w:lineRule="auto"/>
-        <w:ind w:left="567"/>
-        <w:jc w:val="left"/>
-      </w:pPr>
-      <w:r>
-        <w:rPr>
-          <w:rFonts w:ascii="Courier New" w:hAnsi="Courier New" w:eastAsia="Courier New"/>
-          <w:b w:val="0"/>
-          <w:color w:val="2E7D32"/>
-          <w:sz w:val="18"/>
-        </w:rPr>
-        <w:t xml:space="preserve">        data = self.history[self.current_idx]</w:t>
-      </w:r>
-    </w:p>
-    <w:p>
-      <w:pPr>
-        <w:spacing w:line="240" w:lineRule="auto"/>
-        <w:ind w:left="567"/>
-        <w:jc w:val="left"/>
-      </w:pPr>
-      <w:r>
-        <w:rPr>
-          <w:rFonts w:ascii="Courier New" w:hAnsi="Courier New" w:eastAsia="Courier New"/>
-          <w:b w:val="0"/>
-          <w:color w:val="2E7D32"/>
-          <w:sz w:val="18"/>
-        </w:rPr>
-        <w:t xml:space="preserve">        # 根据 densities 和 node_counts 刷新拓扑图显示</w:t>
-      </w:r>
-    </w:p>
-    <w:p>
-      <w:pPr>
-        <w:spacing w:before="240" w:after="120"/>
-        <w:jc w:val="left"/>
-      </w:pPr>
-      <w:r>
-        <w:rPr>
-          <w:rFonts w:ascii="黑体" w:hAnsi="黑体" w:eastAsia="黑体"/>
-          <w:b/>
-          <w:sz w:val="22"/>
-        </w:rPr>
-        <w:t>3.2.5 实时数据图交互优化</w:t>
-      </w:r>
-    </w:p>
-    <w:p>
-      <w:pPr>
-        <w:spacing w:line="360" w:lineRule="auto"/>
-        <w:ind w:firstLine="420"/>
-        <w:jc w:val="left"/>
-      </w:pPr>
-      <w:r>
-        <w:rPr>
-          <w:rFonts w:ascii="宋体" w:hAnsi="宋体" w:eastAsia="宋体"/>
-          <w:b w:val="0"/>
-          <w:sz w:val="24"/>
-        </w:rPr>
-        <w:t>原程序 Matplotlib 实时数据图无缩放/平移功能，数据查看不灵活。我负责在 RealtimeDataView 中新增了完整的交互功能：</w:t>
-      </w:r>
-    </w:p>
-    <w:p>
-      <w:pPr>
-        <w:pStyle w:val="ListBullet"/>
-        <w:spacing w:line="360" w:lineRule="auto"/>
-      </w:pPr>
-      <w:r>
-        <w:rPr>
-          <w:rFonts w:ascii="宋体" w:hAnsi="宋体" w:eastAsia="宋体"/>
-          <w:b w:val="0"/>
-          <w:sz w:val="24"/>
-        </w:rPr>
-        <w:t>滚轮缩放：绑定 scroll_event，以鼠标位置为中心进行 X 轴缩放，限制在 06:00~24:00 时间范围内，最小跨度 300 秒；</w:t>
-      </w:r>
-    </w:p>
-    <w:p>
-      <w:pPr>
-        <w:pStyle w:val="ListBullet"/>
-        <w:spacing w:line="360" w:lineRule="auto"/>
-      </w:pPr>
-      <w:r>
-        <w:rPr>
-          <w:rFonts w:ascii="宋体" w:hAnsi="宋体" w:eastAsia="宋体"/>
-          <w:b w:val="0"/>
-          <w:sz w:val="24"/>
-        </w:rPr>
-        <w:t>拖拽平移：绑定 button_press_event / motion_notify_event / button_release_event，左键拖拽实现 X 轴平移，边界防越界；</w:t>
-      </w:r>
-    </w:p>
-    <w:p>
-      <w:pPr>
-        <w:pStyle w:val="ListBullet"/>
-        <w:spacing w:line="360" w:lineRule="auto"/>
-      </w:pPr>
-      <w:r>
-        <w:rPr>
-          <w:rFonts w:ascii="宋体" w:hAnsi="宋体" w:eastAsia="宋体"/>
-          <w:b w:val="0"/>
-          <w:sz w:val="24"/>
-        </w:rPr>
-        <w:t>Y 轴自适应：_fit_ylim() 根据当前可见区间内的数据自动调整 Y 轴范围，确保曲线始终完整显示；</w:t>
-      </w:r>
-    </w:p>
-    <w:p>
-      <w:pPr>
-        <w:pStyle w:val="ListBullet"/>
-        <w:spacing w:line="360" w:lineRule="auto"/>
-      </w:pPr>
-      <w:r>
-        <w:rPr>
-          <w:rFonts w:ascii="宋体" w:hAnsi="宋体" w:eastAsia="宋体"/>
-          <w:b w:val="0"/>
-          <w:sz w:val="24"/>
-        </w:rPr>
-        <w:t>复位视图：提供“复位视图”按钮，一键恢复默认 X 轴范围。</w:t>
-      </w:r>
-    </w:p>
-    <w:p>
-      <w:pPr>
-        <w:spacing w:line="240" w:lineRule="auto"/>
-        <w:ind w:left="567"/>
-        <w:jc w:val="left"/>
-      </w:pPr>
-      <w:r>
-        <w:rPr>
-          <w:rFonts w:ascii="Courier New" w:hAnsi="Courier New" w:eastAsia="Courier New"/>
-          <w:b w:val="0"/>
-          <w:color w:val="2E7D32"/>
-          <w:sz w:val="18"/>
-        </w:rPr>
-        <w:t># 事件绑定</w:t>
-      </w:r>
-    </w:p>
-    <w:p>
-      <w:pPr>
-        <w:spacing w:line="240" w:lineRule="auto"/>
-        <w:ind w:left="567"/>
-        <w:jc w:val="left"/>
-      </w:pPr>
-      <w:r>
-        <w:rPr>
-          <w:rFonts w:ascii="Courier New" w:hAnsi="Courier New" w:eastAsia="Courier New"/>
-          <w:b w:val="0"/>
-          <w:color w:val="2E7D32"/>
-          <w:sz w:val="18"/>
-        </w:rPr>
-        <w:t>self.fig.canvas.mpl_connect('scroll_event', self._on_scroll)</w:t>
-      </w:r>
-    </w:p>
-    <w:p>
-      <w:pPr>
-        <w:spacing w:line="240" w:lineRule="auto"/>
-        <w:ind w:left="567"/>
-        <w:jc w:val="left"/>
-      </w:pPr>
-      <w:r>
-        <w:rPr>
-          <w:rFonts w:ascii="Courier New" w:hAnsi="Courier New" w:eastAsia="Courier New"/>
-          <w:b w:val="0"/>
-          <w:color w:val="2E7D32"/>
-          <w:sz w:val="18"/>
-        </w:rPr>
-        <w:t>self.fig.canvas.mpl_connect('button_press_event', self._on_press)</w:t>
-      </w:r>
-    </w:p>
-    <w:p>
-      <w:pPr>
-        <w:spacing w:line="240" w:lineRule="auto"/>
-        <w:ind w:left="567"/>
-        <w:jc w:val="left"/>
-      </w:pPr>
-      <w:r>
-        <w:rPr>
-          <w:rFonts w:ascii="Courier New" w:hAnsi="Courier New" w:eastAsia="Courier New"/>
-          <w:b w:val="0"/>
-          <w:color w:val="2E7D32"/>
-          <w:sz w:val="18"/>
-        </w:rPr>
-        <w:t>self.fig.canvas.mpl_connect('motion_notify_event', self._on_drag)</w:t>
-      </w:r>
-    </w:p>
-    <w:p>
-      <w:pPr>
-        <w:spacing w:line="240" w:lineRule="auto"/>
-        <w:ind w:left="567"/>
-        <w:jc w:val="left"/>
-      </w:pPr>
-      <w:r>
-        <w:rPr>
-          <w:rFonts w:ascii="Courier New" w:hAnsi="Courier New" w:eastAsia="Courier New"/>
-          <w:b w:val="0"/>
-          <w:color w:val="2E7D32"/>
-          <w:sz w:val="18"/>
-        </w:rPr>
-        <w:t>self.fig.canvas.mpl_connect('button_release_event', self._on_release)</w:t>
+        <w:t>RealtimeDataView 新增滚轮缩放（以鼠标为中心）、拖拽平移（边界防越界）、Y 轴自适应、复位视图按钮。</w:t>
       </w:r>
     </w:p>
     <w:p>
@@ -2384,9 +1115,8 @@
     </w:p>
     <w:p>
       <w:pPr>
+        <w:pStyle w:val="ListBullet"/>
         <w:spacing w:line="360" w:lineRule="auto"/>
-        <w:ind w:firstLine="420"/>
-        <w:jc w:val="left"/>
       </w:pPr>
       <w:r>
         <w:rPr>
@@ -2394,139 +1124,91 @@
           <w:b w:val="0"/>
           <w:sz w:val="24"/>
         </w:rPr>
-        <w:t>在多次调试后，该前端系统实现以下功能：</w:t>
+        <w:t>拓扑图编辑：支持 9 类节点添加/编辑/删除，默认加载多楼层标准化拓扑；</w:t>
       </w:r>
     </w:p>
     <w:p>
       <w:pPr>
+        <w:pStyle w:val="ListBullet"/>
         <w:spacing w:line="360" w:lineRule="auto"/>
-        <w:ind w:firstLine="420"/>
       </w:pPr>
-      <w:r>
-        <w:rPr>
-          <w:rFonts w:ascii="宋体" w:hAnsi="宋体" w:eastAsia="宋体"/>
-          <w:b/>
-          <w:sz w:val="24"/>
-        </w:rPr>
-        <w:t>• 拓扑图编辑：</w:t>
-      </w:r>
       <w:r>
         <w:rPr>
           <w:rFonts w:ascii="宋体" w:hAnsi="宋体" w:eastAsia="宋体"/>
           <w:b w:val="0"/>
           <w:sz w:val="24"/>
         </w:rPr>
-        <w:t>支持节点（入口/出口/安检/售票/闸机/通道/楼梯/扶梯/站台 9 类）的添加、编辑、删除，支持节点间边的绘制，默认加载多楼层标准化拓扑结构，满足地铁站物理结构建模需求。</w:t>
+        <w:t>多楼层可视化：不同楼层节点显示标签，边框样式区分，双击可编辑楼层属性；</w:t>
       </w:r>
     </w:p>
     <w:p>
       <w:pPr>
+        <w:pStyle w:val="ListBullet"/>
         <w:spacing w:line="360" w:lineRule="auto"/>
-        <w:ind w:firstLine="420"/>
       </w:pPr>
-      <w:r>
-        <w:rPr>
-          <w:rFonts w:ascii="宋体" w:hAnsi="宋体" w:eastAsia="宋体"/>
-          <w:b/>
-          <w:sz w:val="24"/>
-        </w:rPr>
-        <w:t>• 多楼层可视化：</w:t>
-      </w:r>
       <w:r>
         <w:rPr>
           <w:rFonts w:ascii="宋体" w:hAnsi="宋体" w:eastAsia="宋体"/>
           <w:b w:val="0"/>
           <w:sz w:val="24"/>
         </w:rPr>
-        <w:t>不同楼层节点显示 B1/F0/F1 标签，边框样式按楼层区分（地下层蓝色虚线、地面层黑色实线、站厅层橙色实线），双击可编辑楼层属性，实时同步更新。</w:t>
+        <w:t>SVG 图标：17 个默认拓扑节点全部正确加载对应图标，透明背景，缩放平滑；</w:t>
       </w:r>
     </w:p>
     <w:p>
       <w:pPr>
+        <w:pStyle w:val="ListBullet"/>
         <w:spacing w:line="360" w:lineRule="auto"/>
-        <w:ind w:firstLine="420"/>
       </w:pPr>
-      <w:r>
-        <w:rPr>
-          <w:rFonts w:ascii="宋体" w:hAnsi="宋体" w:eastAsia="宋体"/>
-          <w:b/>
-          <w:sz w:val="24"/>
-        </w:rPr>
-        <w:t>• 仿真运行控制：</w:t>
-      </w:r>
       <w:r>
         <w:rPr>
           <w:rFonts w:ascii="宋体" w:hAnsi="宋体" w:eastAsia="宋体"/>
           <w:b w:val="0"/>
           <w:sz w:val="24"/>
         </w:rPr>
-        <w:t>基于 QThread 实现无阻塞仿真，支持暂停、停止、分步执行；通过独立 QTimer 实现 15 FPS 的 UI 刷新，仿真与渲染完全解耦。</w:t>
+        <w:t>仿真运行控制：QThread 无阻塞仿真，QTimer 15 FPS UI 刷新，暂停/停止/重置正常；</w:t>
       </w:r>
     </w:p>
     <w:p>
       <w:pPr>
+        <w:pStyle w:val="ListBullet"/>
         <w:spacing w:line="360" w:lineRule="auto"/>
-        <w:ind w:firstLine="420"/>
       </w:pPr>
-      <w:r>
-        <w:rPr>
-          <w:rFonts w:ascii="宋体" w:hAnsi="宋体" w:eastAsia="宋体"/>
-          <w:b/>
-          <w:sz w:val="24"/>
-        </w:rPr>
-        <w:t>• 数据可视化：</w:t>
-      </w:r>
       <w:r>
         <w:rPr>
           <w:rFonts w:ascii="宋体" w:hAnsi="宋体" w:eastAsia="宋体"/>
           <w:b w:val="0"/>
           <w:sz w:val="24"/>
         </w:rPr>
-        <w:t>提供拓扑图实时客流展示（节点人数标签 + 拥堵颜色渐变）、密度热力图（YlOrRd 色阶 + 密度数值标注）、实时折线图（乘客数/密度/队列，支持滚轮缩放与拖拽平移）。</w:t>
+        <w:t>数据可视化：拓扑图实时客流、密度热力图、实时折线图（缩放/平移/自适应）；</w:t>
       </w:r>
     </w:p>
     <w:p>
       <w:pPr>
+        <w:pStyle w:val="ListBullet"/>
         <w:spacing w:line="360" w:lineRule="auto"/>
-        <w:ind w:firstLine="420"/>
       </w:pPr>
-      <w:r>
-        <w:rPr>
-          <w:rFonts w:ascii="宋体" w:hAnsi="宋体" w:eastAsia="宋体"/>
-          <w:b/>
-          <w:sz w:val="24"/>
-        </w:rPr>
-        <w:t>• 轨迹回放：</w:t>
-      </w:r>
       <w:r>
         <w:rPr>
           <w:rFonts w:ascii="宋体" w:hAnsi="宋体" w:eastAsia="宋体"/>
           <w:b w:val="0"/>
           <w:sz w:val="24"/>
         </w:rPr>
-        <w:t>仿真全程记录状态快照，回放视图支持时间轴滑块定位、播放/暂停/速度切换（0.5x~10x），拓扑图动态还原历史人流演化过程。</w:t>
+        <w:t>轨迹回放：时间轴滑块定位、播放/暂停/速度切换，拓扑图动态还原历史状态；</w:t>
       </w:r>
     </w:p>
     <w:p>
       <w:pPr>
+        <w:pStyle w:val="ListBullet"/>
         <w:spacing w:line="360" w:lineRule="auto"/>
-        <w:ind w:firstLine="420"/>
       </w:pPr>
-      <w:r>
-        <w:rPr>
-          <w:rFonts w:ascii="宋体" w:hAnsi="宋体" w:eastAsia="宋体"/>
-          <w:b/>
-          <w:sz w:val="24"/>
-        </w:rPr>
-        <w:t>• 分析报告：</w:t>
-      </w:r>
       <w:r>
         <w:rPr>
           <w:rFonts w:ascii="宋体" w:hAnsi="宋体" w:eastAsia="宋体"/>
           <w:b w:val="0"/>
           <w:sz w:val="24"/>
         </w:rPr>
-        <w:t>仿真结束后自动生成统计报告，包含乘客统计、密度统计、瓶颈节点 Top5、最拥堵节点、累计访问量 Top10 等数据。</w:t>
+        <w:t>分析报告：乘客统计、密度统计、瓶颈节点 Top5、累计访问量 Top10。</w:t>
       </w:r>
     </w:p>
     <w:p>
@@ -2554,7 +1236,7 @@
           <w:b w:val="0"/>
           <w:sz w:val="24"/>
         </w:rPr>
-        <w:t>仿真时间范围限制为单日内（06:00~24:00），超出会循环或截断，满足日常运营分析但不支持跨日连续仿真；</w:t>
+        <w:t>仿真时间限制为单日内（06:00~24:00），不支持跨日连续仿真；</w:t>
       </w:r>
     </w:p>
     <w:p>
@@ -2568,7 +1250,7 @@
           <w:b w:val="0"/>
           <w:sz w:val="24"/>
         </w:rPr>
-        <w:t>轨迹回放仅记录节点级别的聚合数据（人数、密度），未记录单个乘客的精确移动轨迹，无法展示个体路径；</w:t>
+        <w:t>轨迹回放记录节点级聚合数据，未记录单个乘客精确移动轨迹；</w:t>
       </w:r>
     </w:p>
     <w:p>
@@ -2582,7 +1264,7 @@
           <w:b w:val="0"/>
           <w:sz w:val="24"/>
         </w:rPr>
-        <w:t>拓扑图编辑仅支持手动单点添加节点/边，无批量导入/导出拓扑结构的功能（但支持图序列化 pickle/JSON 导出）。</w:t>
+        <w:t>拓扑图编辑仅支持手动单点添加，无批量导入功能（支持 pickle/JSON 导出）。</w:t>
       </w:r>
     </w:p>
     <w:p>
@@ -2611,7 +1293,7 @@
           <w:b w:val="0"/>
           <w:sz w:val="24"/>
         </w:rPr>
-        <w:t>总体而言，该项目前端架构设计分层清晰，将仿真线程、图形项、视图组件等模块解耦，遵循单一职责原则，代码可读性与维护性强。交互逻辑贴合桌面端操作习惯，节点/边的添加、编辑、删除流程直观，状态反馈与错误提示友好，降低操作门槛。</w:t>
+        <w:t>该项目前端架构分层清晰，将仿真线程、图形项、视图组件等模块解耦，代码可读性与维护性强。多线程设计通过 QThread 与独立 QTimer（15 FPS）实现仿真与渲染完全分离，显著提升了系统性能。中文适配完善，自动检测系统字体。功能扩展性良好，节点类型、可视化模块、回放速度均可低成本扩展。</w:t>
       </w:r>
     </w:p>
     <w:p>
@@ -2626,37 +1308,7 @@
           <w:b w:val="0"/>
           <w:sz w:val="24"/>
         </w:rPr>
-        <w:t>多线程设计方面，通过 QThread 运行仿真引擎避免界面卡顿，并通过独立 QTimer（15 FPS）控制 UI 刷新，实现仿真计算与界面渲染的完全分离，显著提升了系统整体性能。中文适配完善，自动检测并适配系统中文字体，无乱码风险。功能扩展性良好，节点类型、可视化模块、回放速度均可低成本扩展。</w:t>
-      </w:r>
-    </w:p>
-    <w:p>
-      <w:pPr>
-        <w:spacing w:line="360" w:lineRule="auto"/>
-        <w:ind w:firstLine="420"/>
-        <w:jc w:val="left"/>
-      </w:pPr>
-      <w:r>
-        <w:rPr>
-          <w:rFonts w:ascii="宋体" w:hAnsi="宋体" w:eastAsia="宋体"/>
-          <w:b w:val="0"/>
-          <w:sz w:val="24"/>
-        </w:rPr>
-        <w:t>通过本次课程设计，深入掌握了 PyQt5 的信号槽机制、QGraphicsScene 自定义图形项、Matplotlib 与 Qt 的嵌入式集成、以及多线程编程中的线程安全与解耦设计。特别是在 UI 与仿真线程分离的实现中，深刻体会到“计算密集型任务与界面渲染任务必须解耦”这一工程原则的重要性。</w:t>
-      </w:r>
-    </w:p>
-    <w:p>
-      <w:pPr>
-        <w:spacing w:line="360" w:lineRule="auto"/>
-        <w:ind w:firstLine="420"/>
-        <w:jc w:val="left"/>
-      </w:pPr>
-      <w:r>
-        <w:rPr>
-          <w:rFonts w:ascii="宋体" w:hAnsi="宋体" w:eastAsia="宋体"/>
-          <w:b w:val="0"/>
-          <w:sz w:val="24"/>
-        </w:rPr>
-        <w:t>数据结构方面，前端大量运用了字典（dict）存储节点/边图形项、拥堵数据等，实现 O(1) 键值查询；列表（list）管理节点类型、仿真历史快照等有序数据；队列（deque）在服务节点中管理乘客排队逻辑，体现“先进先出”特性。这些知识的综合运用，为复杂系统的前端开发奠定了扎实基础。</w:t>
+        <w:t>通过本次课程设计，深入掌握了 PyQt5 信号槽机制、QGraphicsScene 自定义图形项、Matplotlib 与 Qt 嵌入式集成、多线程解耦设计，以及 SVG 图标在 Qt 场景中的集成方法。</w:t>
       </w:r>
     </w:p>
     <w:p>
